--- a/P & CT/Assigments/ASSIGNMENT 1 By Abdullah Shah Alam.docx
+++ b/P & CT/Assigments/ASSIGNMENT 1 By Abdullah Shah Alam.docx
@@ -6,19 +6,266 @@
       <w:pPr>
         <w:jc w:val="center"/>
         <w:rPr>
-          <w:rFonts w:ascii="Times New Roman" w:hAnsi="Times New Roman" w:cs="Times New Roman"/>
-          <w:b/>
-          <w:bCs/>
-        </w:rPr>
-      </w:pPr>
-      <w:r>
-        <w:rPr>
-          <w:rFonts w:ascii="Times New Roman" w:hAnsi="Times New Roman" w:cs="Times New Roman"/>
-          <w:b/>
-          <w:bCs/>
-        </w:rPr>
+          <w:rFonts w:eastAsia="Times New Roman" w:cs="Times New Roman"/>
+        </w:rPr>
+      </w:pPr>
+      <w:r>
+        <w:rPr>
+          <w:rFonts w:cs="Times New Roman"/>
+          <w:noProof/>
+          <w:color w:val="000000"/>
+        </w:rPr>
+        <w:drawing>
+          <wp:inline distT="0" distB="0" distL="0" distR="0" wp14:anchorId="133F314F" wp14:editId="7A536136">
+            <wp:extent cx="2419350" cy="561975"/>
+            <wp:effectExtent l="0" t="0" r="0" b="0"/>
+            <wp:docPr id="4453" name="image3.png" descr="https://lh7-rt.googleusercontent.com/docsz/AD_4nXfkzXZNbbq4Drmc-1J975RzJ-MxCEPIAdADwtn3y3ail233MALFGXf-p4s_nezA1vca9djo2H_dKc6KCyGdQazLDgDQ_K7tWTcT2ZAHo4Kh8SmqBbTyBuoCAoCCLXUPJNBipbFkaKdt-oV32eaS22A?key=d6UgGCeernDO2_1OCV0C4l6X"/>
+            <wp:cNvGraphicFramePr/>
+            <a:graphic xmlns:a="http://schemas.openxmlformats.org/drawingml/2006/main">
+              <a:graphicData uri="http://schemas.openxmlformats.org/drawingml/2006/picture">
+                <pic:pic xmlns:pic="http://schemas.openxmlformats.org/drawingml/2006/picture">
+                  <pic:nvPicPr>
+                    <pic:cNvPr id="4453" name="image3.png" descr="https://lh7-rt.googleusercontent.com/docsz/AD_4nXfkzXZNbbq4Drmc-1J975RzJ-MxCEPIAdADwtn3y3ail233MALFGXf-p4s_nezA1vca9djo2H_dKc6KCyGdQazLDgDQ_K7tWTcT2ZAHo4Kh8SmqBbTyBuoCAoCCLXUPJNBipbFkaKdt-oV32eaS22A?key=d6UgGCeernDO2_1OCV0C4l6X"/>
+                    <pic:cNvPicPr preferRelativeResize="0"/>
+                  </pic:nvPicPr>
+                  <pic:blipFill>
+                    <a:blip r:embed="rId5"/>
+                    <a:srcRect/>
+                    <a:stretch>
+                      <a:fillRect/>
+                    </a:stretch>
+                  </pic:blipFill>
+                  <pic:spPr>
+                    <a:xfrm>
+                      <a:off x="0" y="0"/>
+                      <a:ext cx="2419350" cy="561975"/>
+                    </a:xfrm>
+                    <a:prstGeom prst="rect">
+                      <a:avLst/>
+                    </a:prstGeom>
+                  </pic:spPr>
+                </pic:pic>
+              </a:graphicData>
+            </a:graphic>
+          </wp:inline>
+        </w:drawing>
+      </w:r>
+    </w:p>
+    <w:p>
+      <w:pPr>
+        <w:jc w:val="center"/>
+        <w:rPr>
+          <w:rFonts w:cs="Times New Roman"/>
+          <w:b/>
+          <w:color w:val="000000"/>
+        </w:rPr>
+      </w:pPr>
+      <w:r>
+        <w:rPr>
+          <w:rFonts w:cs="Times New Roman"/>
+          <w:b/>
+          <w:color w:val="000000"/>
+        </w:rPr>
+        <w:t>FACULTY OF ENGINEERING, SCIENCES AND TECHNOLOGY</w:t>
+      </w:r>
+    </w:p>
+    <w:p>
+      <w:pPr>
+        <w:jc w:val="center"/>
+        <w:rPr>
+          <w:rFonts w:eastAsia="Times New Roman" w:cs="Times New Roman"/>
+        </w:rPr>
+      </w:pPr>
+    </w:p>
+    <w:p>
+      <w:pPr>
+        <w:jc w:val="center"/>
+        <w:rPr>
+          <w:rFonts w:eastAsia="Times New Roman" w:cs="Times New Roman"/>
+        </w:rPr>
+      </w:pPr>
+    </w:p>
+    <w:p>
+      <w:pPr>
+        <w:jc w:val="center"/>
+        <w:rPr>
+          <w:rFonts w:eastAsia="Times New Roman" w:cs="Times New Roman"/>
+        </w:rPr>
+      </w:pPr>
+    </w:p>
+    <w:p>
+      <w:pPr>
+        <w:jc w:val="center"/>
+        <w:rPr>
+          <w:rFonts w:eastAsia="Times New Roman" w:cs="Times New Roman"/>
+        </w:rPr>
+      </w:pPr>
+      <w:r>
+        <w:rPr>
+          <w:rFonts w:eastAsia="Times New Roman" w:cs="Times New Roman"/>
+        </w:rPr>
+        <w:t>ASSIGMENT # 1</w:t>
+      </w:r>
+      <w:r>
+        <w:rPr>
+          <w:rFonts w:eastAsia="Times New Roman" w:cs="Times New Roman"/>
+        </w:rPr>
+        <w:br/>
+      </w:r>
+      <w:proofErr w:type="gramStart"/>
+      <w:r>
+        <w:rPr>
+          <w:rFonts w:eastAsia="Times New Roman" w:cs="Times New Roman"/>
+        </w:rPr>
+        <w:t>By</w:t>
+      </w:r>
+      <w:proofErr w:type="gramEnd"/>
+      <w:r>
+        <w:rPr>
+          <w:rFonts w:eastAsia="Times New Roman" w:cs="Times New Roman"/>
+        </w:rPr>
+        <w:t xml:space="preserve"> </w:t>
+      </w:r>
+      <w:r>
+        <w:rPr>
+          <w:rFonts w:eastAsia="Times New Roman" w:cs="Times New Roman"/>
+        </w:rPr>
+        <w:br/>
+      </w:r>
+      <w:r>
+        <w:rPr>
+          <w:rFonts w:eastAsia="Times New Roman" w:cs="Times New Roman"/>
+        </w:rPr>
+        <w:br/>
+      </w:r>
+      <w:r>
+        <w:rPr>
+          <w:rFonts w:eastAsia="Times New Roman" w:cs="Times New Roman"/>
+          <w:b/>
+        </w:rPr>
+        <w:t>NAME:</w:t>
+      </w:r>
+      <w:r>
+        <w:rPr>
+          <w:rFonts w:eastAsia="Times New Roman" w:cs="Times New Roman"/>
+        </w:rPr>
+        <w:t xml:space="preserve"> </w:t>
+      </w:r>
+      <w:r>
+        <w:rPr>
+          <w:rFonts w:eastAsia="Times New Roman" w:cs="Times New Roman"/>
+        </w:rPr>
+        <w:t>Abdullah Shah Alam</w:t>
+      </w:r>
+    </w:p>
+    <w:p>
+      <w:pPr>
+        <w:jc w:val="center"/>
+        <w:rPr>
+          <w:rFonts w:eastAsia="Times New Roman" w:cs="Times New Roman"/>
+        </w:rPr>
+      </w:pPr>
+      <w:r>
+        <w:rPr>
+          <w:rFonts w:eastAsia="Times New Roman" w:cs="Times New Roman"/>
+          <w:b/>
+        </w:rPr>
+        <w:t>ID:</w:t>
+      </w:r>
+      <w:r>
+        <w:rPr>
+          <w:rFonts w:eastAsia="Times New Roman" w:cs="Times New Roman"/>
+        </w:rPr>
+        <w:t xml:space="preserve"> IU04-0123-0462</w:t>
+      </w:r>
+    </w:p>
+    <w:p>
+      <w:pPr>
+        <w:jc w:val="center"/>
+        <w:rPr>
+          <w:rFonts w:eastAsia="Times New Roman" w:cs="Times New Roman"/>
+        </w:rPr>
+      </w:pPr>
+      <w:r>
+        <w:rPr>
+          <w:rFonts w:eastAsia="Times New Roman" w:cs="Times New Roman"/>
+          <w:b/>
+        </w:rPr>
+        <w:t>Course</w:t>
+      </w:r>
+      <w:r>
+        <w:rPr>
+          <w:rFonts w:eastAsia="Times New Roman" w:cs="Times New Roman"/>
+        </w:rPr>
+        <w:t>: Philosophy &amp; Critical Thinking</w:t>
+      </w:r>
+    </w:p>
+    <w:p>
+      <w:pPr>
+        <w:jc w:val="center"/>
+        <w:rPr>
+          <w:rFonts w:eastAsia="Times New Roman" w:cs="Times New Roman"/>
+        </w:rPr>
+      </w:pPr>
+      <w:r>
+        <w:rPr>
+          <w:rFonts w:eastAsia="Times New Roman" w:cs="Times New Roman"/>
+          <w:b/>
+        </w:rPr>
+        <w:t>Faculty</w:t>
+      </w:r>
+      <w:r>
+        <w:rPr>
+          <w:rFonts w:eastAsia="Times New Roman" w:cs="Times New Roman"/>
+        </w:rPr>
+        <w:t xml:space="preserve">: Professor Dr. Sajida </w:t>
+      </w:r>
+      <w:proofErr w:type="spellStart"/>
+      <w:r>
+        <w:rPr>
+          <w:rFonts w:eastAsia="Times New Roman" w:cs="Times New Roman"/>
+        </w:rPr>
+        <w:t>Perveen</w:t>
+      </w:r>
+      <w:proofErr w:type="spellEnd"/>
+    </w:p>
+    <w:p>
+      <w:pPr>
+        <w:rPr>
+          <w:rFonts w:ascii="Times New Roman" w:hAnsi="Times New Roman" w:cs="Times New Roman"/>
+          <w:b/>
+          <w:bCs/>
+        </w:rPr>
+      </w:pPr>
+      <w:r>
+        <w:rPr>
+          <w:rFonts w:ascii="Times New Roman" w:hAnsi="Times New Roman" w:cs="Times New Roman"/>
+          <w:b/>
+          <w:bCs/>
+        </w:rPr>
+        <w:br w:type="page"/>
+      </w:r>
+    </w:p>
+    <w:p>
+      <w:pPr>
+        <w:jc w:val="center"/>
+        <w:rPr>
+          <w:rFonts w:ascii="Times New Roman" w:hAnsi="Times New Roman" w:cs="Times New Roman"/>
+          <w:b/>
+          <w:bCs/>
+        </w:rPr>
+      </w:pPr>
+      <w:r>
+        <w:rPr>
+          <w:rFonts w:ascii="Times New Roman" w:hAnsi="Times New Roman" w:cs="Times New Roman"/>
+          <w:b/>
+          <w:bCs/>
+        </w:rPr>
+        <w:lastRenderedPageBreak/>
         <w:t>ASSIGNMENT 1</w:t>
       </w:r>
+      <w:bookmarkStart w:id="0" w:name="_GoBack"/>
+      <w:bookmarkEnd w:id="0"/>
     </w:p>
     <w:p>
       <w:pPr>
@@ -646,8 +893,6 @@
           <w:bCs/>
         </w:rPr>
       </w:pPr>
-      <w:bookmarkStart w:id="0" w:name="_GoBack"/>
-      <w:bookmarkEnd w:id="0"/>
       <w:r>
         <w:rPr>
           <w:rFonts w:ascii="Times New Roman" w:hAnsi="Times New Roman" w:cs="Times New Roman"/>
